--- a/Novosibirsk_State_University/Курсовая работа/Отчет.docx
+++ b/Novosibirsk_State_University/Курсовая работа/Отчет.docx
@@ -15,6 +15,8 @@
       <w:r>
         <w:rPr>
           <w:rFonts w:eastAsia="Calibri" w:cs="Times New Roman"/>
+          <w:b/>
+          <w:bCs/>
           <w:szCs w:val="24"/>
           <w:lang w:eastAsia="en-US"/>
         </w:rPr>
@@ -23,10 +25,28 @@
       <w:r>
         <w:rPr>
           <w:rFonts w:eastAsia="Calibri" w:cs="Times New Roman"/>
-          <w:szCs w:val="24"/>
-          <w:lang w:eastAsia="en-US"/>
-        </w:rPr>
-        <w:t>: Климов Богдан Алексеевич</w:t>
+          <w:b/>
+          <w:bCs/>
+          <w:szCs w:val="24"/>
+          <w:lang w:eastAsia="en-US"/>
+        </w:rPr>
+        <w:t>:</w:t>
+      </w:r>
+      <w:r>
+        <w:rPr>
+          <w:rFonts w:eastAsia="Calibri" w:cs="Times New Roman"/>
+          <w:szCs w:val="24"/>
+          <w:lang w:eastAsia="en-US"/>
+        </w:rPr>
+        <w:t xml:space="preserve"> Климов Богдан Алексеевич</w:t>
+      </w:r>
+      <w:r>
+        <w:rPr>
+          <w:rFonts w:eastAsia="Calibri" w:cs="Times New Roman"/>
+          <w:szCs w:val="24"/>
+          <w:lang w:eastAsia="en-US"/>
+        </w:rPr>
+        <w:t>.</w:t>
       </w:r>
     </w:p>
     <w:p>
@@ -42,6 +62,8 @@
       <w:r>
         <w:rPr>
           <w:rFonts w:eastAsia="Calibri" w:cs="Times New Roman"/>
+          <w:b/>
+          <w:bCs/>
           <w:szCs w:val="24"/>
           <w:lang w:eastAsia="en-US"/>
         </w:rPr>
@@ -50,10 +72,28 @@
       <w:r>
         <w:rPr>
           <w:rFonts w:eastAsia="Calibri" w:cs="Times New Roman"/>
-          <w:szCs w:val="24"/>
-          <w:lang w:eastAsia="en-US"/>
-        </w:rPr>
-        <w:t>: 22357</w:t>
+          <w:b/>
+          <w:bCs/>
+          <w:szCs w:val="24"/>
+          <w:lang w:eastAsia="en-US"/>
+        </w:rPr>
+        <w:t>:</w:t>
+      </w:r>
+      <w:r>
+        <w:rPr>
+          <w:rFonts w:eastAsia="Calibri" w:cs="Times New Roman"/>
+          <w:szCs w:val="24"/>
+          <w:lang w:eastAsia="en-US"/>
+        </w:rPr>
+        <w:t xml:space="preserve"> 22357</w:t>
+      </w:r>
+      <w:r>
+        <w:rPr>
+          <w:rFonts w:eastAsia="Calibri" w:cs="Times New Roman"/>
+          <w:szCs w:val="24"/>
+          <w:lang w:eastAsia="en-US"/>
+        </w:rPr>
+        <w:t>.</w:t>
       </w:r>
     </w:p>
     <w:p>
@@ -69,6 +109,8 @@
       <w:r>
         <w:rPr>
           <w:rFonts w:eastAsia="Calibri" w:cs="Times New Roman"/>
+          <w:b/>
+          <w:bCs/>
           <w:szCs w:val="24"/>
           <w:lang w:eastAsia="en-US"/>
         </w:rPr>
@@ -77,6 +119,8 @@
       <w:r>
         <w:rPr>
           <w:rFonts w:eastAsia="Calibri" w:cs="Times New Roman"/>
+          <w:b/>
+          <w:bCs/>
           <w:szCs w:val="24"/>
           <w:lang w:eastAsia="en-US"/>
         </w:rPr>
@@ -96,8 +140,24 @@
           <w:szCs w:val="24"/>
           <w:lang w:eastAsia="en-US"/>
         </w:rPr>
+        <w:t xml:space="preserve">к.т.н., </w:t>
+      </w:r>
+      <w:r>
+        <w:rPr>
+          <w:rFonts w:eastAsia="Calibri" w:cs="Times New Roman"/>
+          <w:szCs w:val="24"/>
+          <w:lang w:eastAsia="en-US"/>
+        </w:rPr>
         <w:t>Котов Константин Юрьевич</w:t>
       </w:r>
+      <w:r>
+        <w:rPr>
+          <w:rFonts w:eastAsia="Calibri" w:cs="Times New Roman"/>
+          <w:szCs w:val="24"/>
+          <w:lang w:eastAsia="en-US"/>
+        </w:rPr>
+        <w:t>.</w:t>
+      </w:r>
     </w:p>
     <w:p>
       <w:pPr>
@@ -111,6 +171,8 @@
       <w:r>
         <w:rPr>
           <w:rFonts w:eastAsia="Calibri" w:cs="Times New Roman"/>
+          <w:b/>
+          <w:bCs/>
           <w:szCs w:val="24"/>
           <w:lang w:eastAsia="en-US"/>
         </w:rPr>
@@ -119,21 +181,21 @@
       <w:r>
         <w:rPr>
           <w:rFonts w:eastAsia="Calibri" w:cs="Times New Roman"/>
+          <w:b/>
+          <w:bCs/>
           <w:szCs w:val="24"/>
           <w:lang w:eastAsia="en-US"/>
         </w:rPr>
         <w:t>:</w:t>
       </w:r>
-    </w:p>
-    <w:p>
-      <w:pPr>
-        <w:ind w:firstLine="0"/>
-        <w:rPr>
-          <w:rFonts w:eastAsia="Calibri" w:cs="Times New Roman"/>
-          <w:szCs w:val="24"/>
-          <w:lang w:eastAsia="en-US"/>
-        </w:rPr>
-      </w:pPr>
+      <w:r>
+        <w:rPr>
+          <w:rFonts w:eastAsia="Calibri" w:cs="Times New Roman"/>
+          <w:szCs w:val="24"/>
+          <w:lang w:eastAsia="en-US"/>
+        </w:rPr>
+        <w:t xml:space="preserve"> </w:t>
+      </w:r>
       <w:r>
         <w:rPr>
           <w:rFonts w:eastAsia="Calibri" w:cs="Times New Roman"/>
@@ -141,6 +203,14 @@
           <w:lang w:eastAsia="en-US"/>
         </w:rPr>
         <w:t>Разработка программного модуля для контроля параметров гидравлического молота</w:t>
+      </w:r>
+      <w:r>
+        <w:rPr>
+          <w:rFonts w:eastAsia="Calibri" w:cs="Times New Roman"/>
+          <w:szCs w:val="24"/>
+          <w:lang w:eastAsia="en-US"/>
+        </w:rPr>
+        <w:t>.</w:t>
       </w:r>
     </w:p>
     <w:p>
@@ -354,7 +424,23 @@
           <w:szCs w:val="24"/>
           <w:lang w:eastAsia="en-US"/>
         </w:rPr>
-        <w:t>В соответствии с Планом-графиком выполнены следующие задания:</w:t>
+        <w:t xml:space="preserve">В соответствии с </w:t>
+      </w:r>
+      <w:r>
+        <w:rPr>
+          <w:rFonts w:eastAsia="Calibri" w:cs="Times New Roman"/>
+          <w:szCs w:val="24"/>
+          <w:lang w:eastAsia="en-US"/>
+        </w:rPr>
+        <w:t>п</w:t>
+      </w:r>
+      <w:r>
+        <w:rPr>
+          <w:rFonts w:eastAsia="Calibri" w:cs="Times New Roman"/>
+          <w:szCs w:val="24"/>
+          <w:lang w:eastAsia="en-US"/>
+        </w:rPr>
+        <w:t>ланом-графиком выполнены следующие задания:</w:t>
       </w:r>
     </w:p>
     <w:p>
@@ -376,7 +462,23 @@
           <w:szCs w:val="24"/>
           <w:lang w:eastAsia="en-US"/>
         </w:rPr>
-        <w:t xml:space="preserve">- разработан план работы над </w:t>
+        <w:t xml:space="preserve">- </w:t>
+      </w:r>
+      <w:r>
+        <w:rPr>
+          <w:rFonts w:eastAsia="Calibri" w:cs="Times New Roman"/>
+          <w:szCs w:val="24"/>
+          <w:lang w:eastAsia="en-US"/>
+        </w:rPr>
+        <w:t>Р</w:t>
+      </w:r>
+      <w:r>
+        <w:rPr>
+          <w:rFonts w:eastAsia="Calibri" w:cs="Times New Roman"/>
+          <w:szCs w:val="24"/>
+          <w:lang w:eastAsia="en-US"/>
+        </w:rPr>
+        <w:t xml:space="preserve">азработан план работы над </w:t>
       </w:r>
       <w:r>
         <w:rPr>
@@ -422,7 +524,7 @@
           <w:szCs w:val="24"/>
           <w:lang w:eastAsia="en-US"/>
         </w:rPr>
-        <w:t>п</w:t>
+        <w:t>П</w:t>
       </w:r>
       <w:r>
         <w:rPr>
@@ -468,7 +570,7 @@
           <w:szCs w:val="24"/>
           <w:lang w:eastAsia="en-US"/>
         </w:rPr>
-        <w:t>и</w:t>
+        <w:t>И</w:t>
       </w:r>
       <w:r>
         <w:rPr>
@@ -514,7 +616,7 @@
           <w:szCs w:val="24"/>
           <w:lang w:eastAsia="en-US"/>
         </w:rPr>
-        <w:t>р</w:t>
+        <w:t>Р</w:t>
       </w:r>
       <w:r>
         <w:rPr>
@@ -600,7 +702,7 @@
           <w:szCs w:val="24"/>
           <w:lang w:eastAsia="en-US"/>
         </w:rPr>
-        <w:t>п</w:t>
+        <w:t>П</w:t>
       </w:r>
       <w:r>
         <w:rPr>
@@ -662,7 +764,7 @@
           <w:szCs w:val="24"/>
           <w:lang w:eastAsia="en-US"/>
         </w:rPr>
-        <w:t>п</w:t>
+        <w:t>П</w:t>
       </w:r>
       <w:r>
         <w:rPr>
@@ -764,7 +866,23 @@
           <w:szCs w:val="24"/>
           <w:lang w:eastAsia="en-US"/>
         </w:rPr>
-        <w:t>- проведен обзор теоретического материала по тематике исследования</w:t>
+        <w:t xml:space="preserve">- </w:t>
+      </w:r>
+      <w:r>
+        <w:rPr>
+          <w:rFonts w:eastAsia="Calibri" w:cs="Times New Roman"/>
+          <w:szCs w:val="24"/>
+          <w:lang w:eastAsia="en-US"/>
+        </w:rPr>
+        <w:t>П</w:t>
+      </w:r>
+      <w:r>
+        <w:rPr>
+          <w:rFonts w:eastAsia="Calibri" w:cs="Times New Roman"/>
+          <w:szCs w:val="24"/>
+          <w:lang w:eastAsia="en-US"/>
+        </w:rPr>
+        <w:t>роведен обзор теоретического материала по тематике исследования</w:t>
       </w:r>
       <w:r>
         <w:rPr>
@@ -818,7 +936,7 @@
           <w:szCs w:val="24"/>
           <w:lang w:eastAsia="en-US"/>
         </w:rPr>
-        <w:t>в</w:t>
+        <w:t>В</w:t>
       </w:r>
       <w:r>
         <w:rPr>
@@ -856,7 +974,15 @@
           <w:szCs w:val="24"/>
           <w:lang w:eastAsia="en-US"/>
         </w:rPr>
-        <w:t xml:space="preserve">проведена проверка корректности работы </w:t>
+        <w:t>П</w:t>
+      </w:r>
+      <w:r>
+        <w:rPr>
+          <w:rFonts w:eastAsia="Calibri" w:cs="Times New Roman"/>
+          <w:szCs w:val="24"/>
+          <w:lang w:eastAsia="en-US"/>
+        </w:rPr>
+        <w:t xml:space="preserve">роведена проверка корректности работы </w:t>
       </w:r>
       <w:r>
         <w:rPr>
@@ -906,7 +1032,15 @@
           <w:szCs w:val="24"/>
           <w:lang w:eastAsia="en-US"/>
         </w:rPr>
-        <w:t>проведен</w:t>
+        <w:t>П</w:t>
+      </w:r>
+      <w:r>
+        <w:rPr>
+          <w:rFonts w:eastAsia="Calibri" w:cs="Times New Roman"/>
+          <w:szCs w:val="24"/>
+          <w:lang w:eastAsia="en-US"/>
+        </w:rPr>
+        <w:t>роведен</w:t>
       </w:r>
       <w:r>
         <w:rPr>

--- a/Novosibirsk_State_University/Курсовая работа/Отчет.docx
+++ b/Novosibirsk_State_University/Курсовая работа/Отчет.docx
@@ -4,7 +4,6 @@
   <w:body>
     <w:p>
       <w:pPr>
-        <w:spacing w:line="360" w:lineRule="auto"/>
         <w:ind w:firstLine="0"/>
         <w:rPr>
           <w:rFonts w:eastAsia="Calibri" w:cs="Times New Roman"/>
@@ -51,7 +50,6 @@
     </w:p>
     <w:p>
       <w:pPr>
-        <w:spacing w:line="360" w:lineRule="auto"/>
         <w:ind w:firstLine="0"/>
         <w:rPr>
           <w:rFonts w:eastAsia="Calibri" w:cs="Times New Roman"/>
@@ -98,7 +96,6 @@
     </w:p>
     <w:p>
       <w:pPr>
-        <w:spacing w:line="360" w:lineRule="auto"/>
         <w:ind w:firstLine="0"/>
         <w:rPr>
           <w:rFonts w:eastAsia="Calibri" w:cs="Times New Roman"/>
@@ -318,13 +315,23 @@
         </w:rPr>
         <w:t xml:space="preserve">: </w:t>
       </w:r>
-      <w:r>
-        <w:rPr>
-          <w:rFonts w:eastAsia="Calibri" w:cs="Times New Roman"/>
-          <w:szCs w:val="24"/>
-          <w:lang w:eastAsia="en-US"/>
-        </w:rPr>
-        <w:t>ИАиЭ СО РАН, лаборатория нечётких технологий</w:t>
+      <w:proofErr w:type="spellStart"/>
+      <w:r>
+        <w:rPr>
+          <w:rFonts w:eastAsia="Calibri" w:cs="Times New Roman"/>
+          <w:szCs w:val="24"/>
+          <w:lang w:eastAsia="en-US"/>
+        </w:rPr>
+        <w:t>ИАиЭ</w:t>
+      </w:r>
+      <w:proofErr w:type="spellEnd"/>
+      <w:r>
+        <w:rPr>
+          <w:rFonts w:eastAsia="Calibri" w:cs="Times New Roman"/>
+          <w:szCs w:val="24"/>
+          <w:lang w:eastAsia="en-US"/>
+        </w:rPr>
+        <w:t xml:space="preserve"> СО РАН, лаборатория нечётких технологий</w:t>
       </w:r>
       <w:r>
         <w:rPr>
@@ -953,7 +960,16 @@
           <w:szCs w:val="24"/>
           <w:lang w:eastAsia="en-US"/>
         </w:rPr>
-        <w:t>«_____</w:t>
+        <w:t>«____</w:t>
+      </w:r>
+      <w:proofErr w:type="gramStart"/>
+      <w:r>
+        <w:rPr>
+          <w:rFonts w:eastAsia="Calibri" w:cs="Times New Roman"/>
+          <w:szCs w:val="24"/>
+          <w:lang w:eastAsia="en-US"/>
+        </w:rPr>
+        <w:t>_</w:t>
       </w:r>
       <w:bookmarkStart w:id="1" w:name="_Hlk201831473"/>
       <w:r>
@@ -971,7 +987,16 @@
           <w:szCs w:val="24"/>
           <w:lang w:eastAsia="en-US"/>
         </w:rPr>
-        <w:t>___________20____г.        ________________________(______________________)</w:t>
+        <w:t>_</w:t>
+      </w:r>
+      <w:proofErr w:type="gramEnd"/>
+      <w:r>
+        <w:rPr>
+          <w:rFonts w:eastAsia="Calibri" w:cs="Times New Roman"/>
+          <w:szCs w:val="24"/>
+          <w:lang w:eastAsia="en-US"/>
+        </w:rPr>
+        <w:t>__________20____г.        ________________________(______________________)</w:t>
       </w:r>
     </w:p>
     <w:p>
@@ -1112,6 +1137,56 @@
           <w:szCs w:val="24"/>
           <w:lang w:eastAsia="en-US"/>
         </w:rPr>
+        <w:t>___</w:t>
+      </w:r>
+      <w:proofErr w:type="gramStart"/>
+      <w:r>
+        <w:rPr>
+          <w:rFonts w:eastAsia="Calibri" w:cs="Times New Roman"/>
+          <w:szCs w:val="24"/>
+          <w:lang w:eastAsia="en-US"/>
+        </w:rPr>
+        <w:t>_</w:t>
+      </w:r>
+      <w:r>
+        <w:rPr>
+          <w:rFonts w:eastAsia="Calibri" w:cs="Times New Roman"/>
+          <w:szCs w:val="24"/>
+          <w:lang w:eastAsia="en-US"/>
+        </w:rPr>
+        <w:t>»</w:t>
+      </w:r>
+      <w:r>
+        <w:rPr>
+          <w:rFonts w:eastAsia="Calibri" w:cs="Times New Roman"/>
+          <w:szCs w:val="24"/>
+          <w:lang w:eastAsia="en-US"/>
+        </w:rPr>
+        <w:t>_</w:t>
+      </w:r>
+      <w:proofErr w:type="gramEnd"/>
+      <w:r>
+        <w:rPr>
+          <w:rFonts w:eastAsia="Calibri" w:cs="Times New Roman"/>
+          <w:szCs w:val="24"/>
+          <w:lang w:eastAsia="en-US"/>
+        </w:rPr>
+        <w:t>___</w:t>
+      </w:r>
+      <w:r>
+        <w:rPr>
+          <w:rFonts w:eastAsia="Calibri" w:cs="Times New Roman"/>
+          <w:szCs w:val="24"/>
+          <w:lang w:eastAsia="en-US"/>
+        </w:rPr>
+        <w:t>20</w:t>
+      </w:r>
+      <w:r>
+        <w:rPr>
+          <w:rFonts w:eastAsia="Calibri" w:cs="Times New Roman"/>
+          <w:szCs w:val="24"/>
+          <w:lang w:eastAsia="en-US"/>
+        </w:rPr>
         <w:t>____</w:t>
       </w:r>
       <w:r>
@@ -1120,6 +1195,22 @@
           <w:szCs w:val="24"/>
           <w:lang w:eastAsia="en-US"/>
         </w:rPr>
+        <w:t>г. по «</w:t>
+      </w:r>
+      <w:r>
+        <w:rPr>
+          <w:rFonts w:eastAsia="Calibri" w:cs="Times New Roman"/>
+          <w:szCs w:val="24"/>
+          <w:lang w:eastAsia="en-US"/>
+        </w:rPr>
+        <w:t>____</w:t>
+      </w:r>
+      <w:r>
+        <w:rPr>
+          <w:rFonts w:eastAsia="Calibri" w:cs="Times New Roman"/>
+          <w:szCs w:val="24"/>
+          <w:lang w:eastAsia="en-US"/>
+        </w:rPr>
         <w:t>»</w:t>
       </w:r>
       <w:r>
@@ -1152,54 +1243,6 @@
           <w:szCs w:val="24"/>
           <w:lang w:eastAsia="en-US"/>
         </w:rPr>
-        <w:t>г. по «</w:t>
-      </w:r>
-      <w:r>
-        <w:rPr>
-          <w:rFonts w:eastAsia="Calibri" w:cs="Times New Roman"/>
-          <w:szCs w:val="24"/>
-          <w:lang w:eastAsia="en-US"/>
-        </w:rPr>
-        <w:t>____</w:t>
-      </w:r>
-      <w:r>
-        <w:rPr>
-          <w:rFonts w:eastAsia="Calibri" w:cs="Times New Roman"/>
-          <w:szCs w:val="24"/>
-          <w:lang w:eastAsia="en-US"/>
-        </w:rPr>
-        <w:t>»</w:t>
-      </w:r>
-      <w:r>
-        <w:rPr>
-          <w:rFonts w:eastAsia="Calibri" w:cs="Times New Roman"/>
-          <w:szCs w:val="24"/>
-          <w:lang w:eastAsia="en-US"/>
-        </w:rPr>
-        <w:t>____</w:t>
-      </w:r>
-      <w:r>
-        <w:rPr>
-          <w:rFonts w:eastAsia="Calibri" w:cs="Times New Roman"/>
-          <w:szCs w:val="24"/>
-          <w:lang w:eastAsia="en-US"/>
-        </w:rPr>
-        <w:t>20</w:t>
-      </w:r>
-      <w:r>
-        <w:rPr>
-          <w:rFonts w:eastAsia="Calibri" w:cs="Times New Roman"/>
-          <w:szCs w:val="24"/>
-          <w:lang w:eastAsia="en-US"/>
-        </w:rPr>
-        <w:t>____</w:t>
-      </w:r>
-      <w:r>
-        <w:rPr>
-          <w:rFonts w:eastAsia="Calibri" w:cs="Times New Roman"/>
-          <w:szCs w:val="24"/>
-          <w:lang w:eastAsia="en-US"/>
-        </w:rPr>
         <w:t>г.</w:t>
       </w:r>
     </w:p>
@@ -1213,6 +1256,7 @@
           <w:lang w:eastAsia="en-US"/>
         </w:rPr>
       </w:pPr>
+      <w:proofErr w:type="gramStart"/>
       <w:r>
         <w:rPr>
           <w:rFonts w:eastAsia="Calibri" w:cs="Times New Roman"/>
@@ -1229,7 +1273,16 @@
           <w:szCs w:val="24"/>
           <w:lang w:eastAsia="en-US"/>
         </w:rPr>
-        <w:t xml:space="preserve">  _____________________________________________________________________</w:t>
+        <w:t xml:space="preserve">  _</w:t>
+      </w:r>
+      <w:proofErr w:type="gramEnd"/>
+      <w:r>
+        <w:rPr>
+          <w:rFonts w:eastAsia="Calibri" w:cs="Times New Roman"/>
+          <w:szCs w:val="24"/>
+          <w:lang w:eastAsia="en-US"/>
+        </w:rPr>
+        <w:t>____________________________________________________________________</w:t>
       </w:r>
     </w:p>
     <w:p>
@@ -1264,7 +1317,25 @@
           <w:szCs w:val="24"/>
           <w:lang w:eastAsia="en-US"/>
         </w:rPr>
-        <w:t>________________________(______________________)</w:t>
+        <w:t>_______________________</w:t>
+      </w:r>
+      <w:proofErr w:type="gramStart"/>
+      <w:r>
+        <w:rPr>
+          <w:rFonts w:eastAsia="Calibri" w:cs="Times New Roman"/>
+          <w:szCs w:val="24"/>
+          <w:lang w:eastAsia="en-US"/>
+        </w:rPr>
+        <w:t>_(</w:t>
+      </w:r>
+      <w:proofErr w:type="gramEnd"/>
+      <w:r>
+        <w:rPr>
+          <w:rFonts w:eastAsia="Calibri" w:cs="Times New Roman"/>
+          <w:szCs w:val="24"/>
+          <w:lang w:eastAsia="en-US"/>
+        </w:rPr>
+        <w:t>______________________)</w:t>
       </w:r>
     </w:p>
     <w:p>
@@ -1394,6 +1465,56 @@
           <w:szCs w:val="24"/>
           <w:lang w:eastAsia="en-US"/>
         </w:rPr>
+        <w:t>___</w:t>
+      </w:r>
+      <w:proofErr w:type="gramStart"/>
+      <w:r>
+        <w:rPr>
+          <w:rFonts w:eastAsia="Calibri" w:cs="Times New Roman"/>
+          <w:szCs w:val="24"/>
+          <w:lang w:eastAsia="en-US"/>
+        </w:rPr>
+        <w:t>_</w:t>
+      </w:r>
+      <w:r>
+        <w:rPr>
+          <w:rFonts w:eastAsia="Calibri" w:cs="Times New Roman"/>
+          <w:szCs w:val="24"/>
+          <w:lang w:eastAsia="en-US"/>
+        </w:rPr>
+        <w:t>»</w:t>
+      </w:r>
+      <w:r>
+        <w:rPr>
+          <w:rFonts w:eastAsia="Calibri" w:cs="Times New Roman"/>
+          <w:szCs w:val="24"/>
+          <w:lang w:eastAsia="en-US"/>
+        </w:rPr>
+        <w:t>_</w:t>
+      </w:r>
+      <w:proofErr w:type="gramEnd"/>
+      <w:r>
+        <w:rPr>
+          <w:rFonts w:eastAsia="Calibri" w:cs="Times New Roman"/>
+          <w:szCs w:val="24"/>
+          <w:lang w:eastAsia="en-US"/>
+        </w:rPr>
+        <w:t>___</w:t>
+      </w:r>
+      <w:r>
+        <w:rPr>
+          <w:rFonts w:eastAsia="Calibri" w:cs="Times New Roman"/>
+          <w:szCs w:val="24"/>
+          <w:lang w:eastAsia="en-US"/>
+        </w:rPr>
+        <w:t>20</w:t>
+      </w:r>
+      <w:r>
+        <w:rPr>
+          <w:rFonts w:eastAsia="Calibri" w:cs="Times New Roman"/>
+          <w:szCs w:val="24"/>
+          <w:lang w:eastAsia="en-US"/>
+        </w:rPr>
         <w:t>____</w:t>
       </w:r>
       <w:r>
@@ -1402,6 +1523,22 @@
           <w:szCs w:val="24"/>
           <w:lang w:eastAsia="en-US"/>
         </w:rPr>
+        <w:t>г. по «</w:t>
+      </w:r>
+      <w:r>
+        <w:rPr>
+          <w:rFonts w:eastAsia="Calibri" w:cs="Times New Roman"/>
+          <w:szCs w:val="24"/>
+          <w:lang w:eastAsia="en-US"/>
+        </w:rPr>
+        <w:t>____</w:t>
+      </w:r>
+      <w:r>
+        <w:rPr>
+          <w:rFonts w:eastAsia="Calibri" w:cs="Times New Roman"/>
+          <w:szCs w:val="24"/>
+          <w:lang w:eastAsia="en-US"/>
+        </w:rPr>
         <w:t>»</w:t>
       </w:r>
       <w:r>
@@ -1434,54 +1571,6 @@
           <w:szCs w:val="24"/>
           <w:lang w:eastAsia="en-US"/>
         </w:rPr>
-        <w:t>г. по «</w:t>
-      </w:r>
-      <w:r>
-        <w:rPr>
-          <w:rFonts w:eastAsia="Calibri" w:cs="Times New Roman"/>
-          <w:szCs w:val="24"/>
-          <w:lang w:eastAsia="en-US"/>
-        </w:rPr>
-        <w:t>____</w:t>
-      </w:r>
-      <w:r>
-        <w:rPr>
-          <w:rFonts w:eastAsia="Calibri" w:cs="Times New Roman"/>
-          <w:szCs w:val="24"/>
-          <w:lang w:eastAsia="en-US"/>
-        </w:rPr>
-        <w:t>»</w:t>
-      </w:r>
-      <w:r>
-        <w:rPr>
-          <w:rFonts w:eastAsia="Calibri" w:cs="Times New Roman"/>
-          <w:szCs w:val="24"/>
-          <w:lang w:eastAsia="en-US"/>
-        </w:rPr>
-        <w:t>____</w:t>
-      </w:r>
-      <w:r>
-        <w:rPr>
-          <w:rFonts w:eastAsia="Calibri" w:cs="Times New Roman"/>
-          <w:szCs w:val="24"/>
-          <w:lang w:eastAsia="en-US"/>
-        </w:rPr>
-        <w:t>20</w:t>
-      </w:r>
-      <w:r>
-        <w:rPr>
-          <w:rFonts w:eastAsia="Calibri" w:cs="Times New Roman"/>
-          <w:szCs w:val="24"/>
-          <w:lang w:eastAsia="en-US"/>
-        </w:rPr>
-        <w:t>____</w:t>
-      </w:r>
-      <w:r>
-        <w:rPr>
-          <w:rFonts w:eastAsia="Calibri" w:cs="Times New Roman"/>
-          <w:szCs w:val="24"/>
-          <w:lang w:eastAsia="en-US"/>
-        </w:rPr>
         <w:t>г.</w:t>
       </w:r>
     </w:p>
@@ -1506,7 +1595,25 @@
           <w:szCs w:val="24"/>
           <w:lang w:eastAsia="en-US"/>
         </w:rPr>
-        <w:t>«_____»___________20____г.</w:t>
+        <w:t>«____</w:t>
+      </w:r>
+      <w:proofErr w:type="gramStart"/>
+      <w:r>
+        <w:rPr>
+          <w:rFonts w:eastAsia="Calibri" w:cs="Times New Roman"/>
+          <w:szCs w:val="24"/>
+          <w:lang w:eastAsia="en-US"/>
+        </w:rPr>
+        <w:t>_»_</w:t>
+      </w:r>
+      <w:proofErr w:type="gramEnd"/>
+      <w:r>
+        <w:rPr>
+          <w:rFonts w:eastAsia="Calibri" w:cs="Times New Roman"/>
+          <w:szCs w:val="24"/>
+          <w:lang w:eastAsia="en-US"/>
+        </w:rPr>
+        <w:t>__________20____г.</w:t>
       </w:r>
     </w:p>
     <w:p>
@@ -1545,6 +1652,7 @@
           <w:lang w:eastAsia="en-US"/>
         </w:rPr>
       </w:pPr>
+      <w:proofErr w:type="gramStart"/>
       <w:r>
         <w:rPr>
           <w:rFonts w:eastAsia="Calibri" w:cs="Times New Roman"/>
@@ -1553,35 +1661,62 @@
           <w:szCs w:val="24"/>
           <w:lang w:eastAsia="en-US"/>
         </w:rPr>
+        <w:t>Оценка:</w:t>
+      </w:r>
+      <w:r>
+        <w:rPr>
+          <w:rFonts w:eastAsia="Calibri" w:cs="Times New Roman"/>
+          <w:szCs w:val="24"/>
+          <w:lang w:eastAsia="en-US"/>
+        </w:rPr>
+        <w:t xml:space="preserve">  _</w:t>
+      </w:r>
+      <w:proofErr w:type="gramEnd"/>
+      <w:r>
+        <w:rPr>
+          <w:rFonts w:eastAsia="Calibri" w:cs="Times New Roman"/>
+          <w:szCs w:val="24"/>
+          <w:lang w:eastAsia="en-US"/>
+        </w:rPr>
+        <w:t>____________________________________________________________________</w:t>
+      </w:r>
+    </w:p>
+    <w:p>
+      <w:pPr>
+        <w:ind w:firstLine="0"/>
+        <w:rPr>
+          <w:rFonts w:eastAsia="Calibri" w:cs="Times New Roman"/>
+          <w:szCs w:val="24"/>
+          <w:lang w:eastAsia="en-US"/>
+        </w:rPr>
+      </w:pPr>
+      <w:bookmarkStart w:id="8" w:name="_Hlk217003994"/>
+      <w:r>
+        <w:rPr>
+          <w:rFonts w:eastAsia="Calibri" w:cs="Times New Roman"/>
+          <w:szCs w:val="24"/>
+          <w:lang w:eastAsia="en-US"/>
+        </w:rPr>
         <w:lastRenderedPageBreak/>
-        <w:t>Оценка:</w:t>
-      </w:r>
-      <w:r>
-        <w:rPr>
-          <w:rFonts w:eastAsia="Calibri" w:cs="Times New Roman"/>
-          <w:szCs w:val="24"/>
-          <w:lang w:eastAsia="en-US"/>
-        </w:rPr>
-        <w:t xml:space="preserve">  _____________________________________________________________________</w:t>
-      </w:r>
-    </w:p>
-    <w:p>
-      <w:pPr>
-        <w:ind w:firstLine="0"/>
-        <w:rPr>
-          <w:rFonts w:eastAsia="Calibri" w:cs="Times New Roman"/>
-          <w:szCs w:val="24"/>
-          <w:lang w:eastAsia="en-US"/>
-        </w:rPr>
-      </w:pPr>
-      <w:bookmarkStart w:id="8" w:name="_Hlk217003994"/>
-      <w:r>
-        <w:rPr>
-          <w:rFonts w:eastAsia="Calibri" w:cs="Times New Roman"/>
-          <w:szCs w:val="24"/>
-          <w:lang w:eastAsia="en-US"/>
-        </w:rPr>
-        <w:t>«_____»___________20____г.        ________________________(______________________)</w:t>
+        <w:t>«____</w:t>
+      </w:r>
+      <w:proofErr w:type="gramStart"/>
+      <w:r>
+        <w:rPr>
+          <w:rFonts w:eastAsia="Calibri" w:cs="Times New Roman"/>
+          <w:szCs w:val="24"/>
+          <w:lang w:eastAsia="en-US"/>
+        </w:rPr>
+        <w:t>_»_</w:t>
+      </w:r>
+      <w:proofErr w:type="gramEnd"/>
+      <w:r>
+        <w:rPr>
+          <w:rFonts w:eastAsia="Calibri" w:cs="Times New Roman"/>
+          <w:szCs w:val="24"/>
+          <w:lang w:eastAsia="en-US"/>
+        </w:rPr>
+        <w:t>__________20____г.        ________________________(______________________)</w:t>
       </w:r>
     </w:p>
     <w:p>
